--- a/downloads/teacher/04 Units/Unit 02 - Individual Growth and Life Readiness - Me, My Goals, My Money/Project 02 - ClassroomStreet Investor Report and Personal Budget.docx
+++ b/downloads/teacher/04 Units/Unit 02 - Individual Growth and Life Readiness - Me, My Goals, My Money/Project 02 - ClassroomStreet Investor Report and Personal Budget.docx
@@ -2251,79 +2251,6 @@
       <w:r>
         <w:t xml:space="preserve">Your portfolio and your report are yours alone. Three times you work with others:</w:t>
       </w:r>
-      <w:r>
-        <w:t xml:space="preserve"> </w:t>
-      </w:r>
-      <w:r>
-        <w:t xml:space="preserve">-</w:t>
-      </w:r>
-      <w:r>
-        <w:t xml:space="preserve"> </w:t>
-      </w:r>
-      <w:r>
-        <w:rPr>
-          <w:b/>
-        </w:rPr>
-        <w:t xml:space="preserve">Pairs</w:t>
-      </w:r>
-      <w:r>
-        <w:t xml:space="preserve"> </w:t>
-      </w:r>
-      <w:r>
-        <w:t xml:space="preserve">for the News Card match (Day 3), the fact or hype sort (Day 4), the Three Portfolios math (Day 5), the Part C comparison (Day 8), and the peer read (Day 10). A partner checks your work; a partner does not trade for you.</w:t>
-      </w:r>
-      <w:r>
-        <w:t xml:space="preserve"> </w:t>
-      </w:r>
-      <w:r>
-        <w:t xml:space="preserve">-</w:t>
-      </w:r>
-      <w:r>
-        <w:t xml:space="preserve"> </w:t>
-      </w:r>
-      <w:r>
-        <w:rPr>
-          <w:b/>
-        </w:rPr>
-        <w:t xml:space="preserve">Four corners</w:t>
-      </w:r>
-      <w:r>
-        <w:t xml:space="preserve"> </w:t>
-      </w:r>
-      <w:r>
-        <w:t xml:space="preserve">on Day 7: everyone who sold some, sold everything, held, or bought more stands together and says why. Nobody’s number is read unless they read it.</w:t>
-      </w:r>
-      <w:r>
-        <w:t xml:space="preserve"> </w:t>
-      </w:r>
-      <w:r>
-        <w:t xml:space="preserve">-</w:t>
-      </w:r>
-      <w:r>
-        <w:t xml:space="preserve"> </w:t>
-      </w:r>
-      <w:r>
-        <w:rPr>
-          <w:b/>
-        </w:rPr>
-        <w:t xml:space="preserve">The class debrief</w:t>
-      </w:r>
-      <w:r>
-        <w:t xml:space="preserve"> </w:t>
-      </w:r>
-      <w:r>
-        <w:t xml:space="preserve">on Day 9: three merchant paths, by number only, and volunteers.</w:t>
-      </w:r>
-    </w:p>
-    <w:p>
-      <w:pPr>
-        <w:pStyle w:val="Heading2"/>
-      </w:pPr>
-      <w:bookmarkStart w:id="29" w:name="where-you-get-to-choose"/>
-      <w:r>
-        <w:t xml:space="preserve">Where you get to choose</w:t>
-      </w:r>
-      <w:bookmarkEnd w:id="29"/>
     </w:p>
     <w:p>
       <w:pPr>
@@ -2337,13 +2264,13 @@
         <w:rPr>
           <w:b/>
         </w:rPr>
-        <w:t xml:space="preserve">What you buy and when.</w:t>
-      </w:r>
-      <w:r>
-        <w:t xml:space="preserve"> </w:t>
-      </w:r>
-      <w:r>
-        <w:t xml:space="preserve">Every trade in ten days is yours. The only rules are the Day 1 rules (three ventures, AQ1,000 cash) and the Day 6 rule (a written decision on the grid before you trade in the crisis).</w:t>
+        <w:t xml:space="preserve">Pairs</w:t>
+      </w:r>
+      <w:r>
+        <w:t xml:space="preserve"> </w:t>
+      </w:r>
+      <w:r>
+        <w:t xml:space="preserve">for the News Card match (Day 3), the fact or hype sort (Day 4), the Three Portfolios math (Day 5), the Part C comparison (Day 8), and the peer read (Day 10). A partner checks your work; a partner does not trade for you.</w:t>
       </w:r>
     </w:p>
     <w:p>
@@ -2358,13 +2285,13 @@
         <w:rPr>
           <w:b/>
         </w:rPr>
-        <w:t xml:space="preserve">Sell, hold, or buy</w:t>
-      </w:r>
-      <w:r>
-        <w:t xml:space="preserve"> </w:t>
-      </w:r>
-      <w:r>
-        <w:t xml:space="preserve">in the crisis. All three can be right. The grid is where you show me your reason.</w:t>
+        <w:t xml:space="preserve">Four corners</w:t>
+      </w:r>
+      <w:r>
+        <w:t xml:space="preserve"> </w:t>
+      </w:r>
+      <w:r>
+        <w:t xml:space="preserve">on Day 7: everyone who sold some, sold everything, held, or bought more stands together and says why. Nobody’s number is read unless they read it.</w:t>
       </w:r>
     </w:p>
     <w:p>
@@ -2379,20 +2306,93 @@
         <w:rPr>
           <w:b/>
         </w:rPr>
-        <w:t xml:space="preserve">The three decisions</w:t>
-      </w:r>
-      <w:r>
-        <w:t xml:space="preserve"> </w:t>
-      </w:r>
-      <w:r>
-        <w:t xml:space="preserve">in your report. Pick the three you can explain best, not the three that look best.</w:t>
-      </w:r>
+        <w:t xml:space="preserve">The class debrief</w:t>
+      </w:r>
+      <w:r>
+        <w:t xml:space="preserve"> </w:t>
+      </w:r>
+      <w:r>
+        <w:t xml:space="preserve">on Day 9: three merchant paths, by number only, and volunteers.</w:t>
+      </w:r>
+    </w:p>
+    <w:p>
+      <w:pPr>
+        <w:pStyle w:val="Heading2"/>
+      </w:pPr>
+      <w:bookmarkStart w:id="29" w:name="where-you-get-to-choose"/>
+      <w:r>
+        <w:t xml:space="preserve">Where you get to choose</w:t>
+      </w:r>
+      <w:bookmarkEnd w:id="29"/>
     </w:p>
     <w:p>
       <w:pPr>
         <w:numPr>
           <w:ilvl w:val="0"/>
-          <w:numId w:val="1002"/>
+          <w:numId w:val="1003"/>
+        </w:numPr>
+        <w:pStyle w:val="Compact"/>
+      </w:pPr>
+      <w:r>
+        <w:rPr>
+          <w:b/>
+        </w:rPr>
+        <w:t xml:space="preserve">What you buy and when.</w:t>
+      </w:r>
+      <w:r>
+        <w:t xml:space="preserve"> </w:t>
+      </w:r>
+      <w:r>
+        <w:t xml:space="preserve">Every trade in ten days is yours. The only rules are the Day 1 rules (three ventures, AQ1,000 cash) and the Day 6 rule (a written decision on the grid before you trade in the crisis).</w:t>
+      </w:r>
+    </w:p>
+    <w:p>
+      <w:pPr>
+        <w:numPr>
+          <w:ilvl w:val="0"/>
+          <w:numId w:val="1003"/>
+        </w:numPr>
+        <w:pStyle w:val="Compact"/>
+      </w:pPr>
+      <w:r>
+        <w:rPr>
+          <w:b/>
+        </w:rPr>
+        <w:t xml:space="preserve">Sell, hold, or buy</w:t>
+      </w:r>
+      <w:r>
+        <w:t xml:space="preserve"> </w:t>
+      </w:r>
+      <w:r>
+        <w:t xml:space="preserve">in the crisis. All three can be right. The grid is where you show me your reason.</w:t>
+      </w:r>
+    </w:p>
+    <w:p>
+      <w:pPr>
+        <w:numPr>
+          <w:ilvl w:val="0"/>
+          <w:numId w:val="1003"/>
+        </w:numPr>
+        <w:pStyle w:val="Compact"/>
+      </w:pPr>
+      <w:r>
+        <w:rPr>
+          <w:b/>
+        </w:rPr>
+        <w:t xml:space="preserve">The three decisions</w:t>
+      </w:r>
+      <w:r>
+        <w:t xml:space="preserve"> </w:t>
+      </w:r>
+      <w:r>
+        <w:t xml:space="preserve">in your report. Pick the three you can explain best, not the three that look best.</w:t>
+      </w:r>
+    </w:p>
+    <w:p>
+      <w:pPr>
+        <w:numPr>
+          <w:ilvl w:val="0"/>
+          <w:numId w:val="1003"/>
         </w:numPr>
         <w:pStyle w:val="Compact"/>
       </w:pPr>
@@ -2413,7 +2413,7 @@
       <w:pPr>
         <w:numPr>
           <w:ilvl w:val="0"/>
-          <w:numId w:val="1002"/>
+          <w:numId w:val="1003"/>
         </w:numPr>
         <w:pStyle w:val="Compact"/>
       </w:pPr>
@@ -2444,7 +2444,7 @@
       <w:pPr>
         <w:numPr>
           <w:ilvl w:val="0"/>
-          <w:numId w:val="1003"/>
+          <w:numId w:val="1004"/>
         </w:numPr>
         <w:pStyle w:val="Compact"/>
       </w:pPr>
@@ -3234,7 +3234,7 @@
       <w:pPr>
         <w:numPr>
           <w:ilvl w:val="0"/>
-          <w:numId w:val="1004"/>
+          <w:numId w:val="1005"/>
         </w:numPr>
         <w:pStyle w:val="Compact"/>
       </w:pPr>
@@ -3259,325 +3259,6 @@
       <w:r>
         <w:t xml:space="preserve">), and the teacher enters it on the site during the period or after school. No student loses a trading day for a missing device.</w:t>
       </w:r>
-    </w:p>
-    <w:p>
-      <w:pPr>
-        <w:numPr>
-          <w:ilvl w:val="0"/>
-          <w:numId w:val="1004"/>
-        </w:numPr>
-        <w:pStyle w:val="Compact"/>
-      </w:pPr>
-      <w:r>
-        <w:rPr>
-          <w:b/>
-        </w:rPr>
-        <w:t xml:space="preserve">Boxes, not essays.</w:t>
-      </w:r>
-      <w:r>
-        <w:t xml:space="preserve"> </w:t>
-      </w:r>
-      <w:r>
-        <w:t xml:space="preserve">The journal and the report are boxes with prompts. Three sentences and a number is a complete entry.</w:t>
-      </w:r>
-    </w:p>
-    <w:p>
-      <w:pPr>
-        <w:numPr>
-          <w:ilvl w:val="0"/>
-          <w:numId w:val="1004"/>
-        </w:numPr>
-        <w:pStyle w:val="Compact"/>
-      </w:pPr>
-      <w:r>
-        <w:rPr>
-          <w:b/>
-        </w:rPr>
-        <w:t xml:space="preserve">Choice of product</w:t>
-      </w:r>
-      <w:r>
-        <w:t xml:space="preserve"> </w:t>
-      </w:r>
-      <w:r>
-        <w:t xml:space="preserve">for the report (see above) and extended time: part 7 can finish in the first Round 2 window of Lesson 2.20.</w:t>
-      </w:r>
-    </w:p>
-    <w:p>
-      <w:pPr>
-        <w:numPr>
-          <w:ilvl w:val="0"/>
-          <w:numId w:val="1004"/>
-        </w:numPr>
-        <w:pStyle w:val="Compact"/>
-      </w:pPr>
-      <w:r>
-        <w:rPr>
-          <w:b/>
-        </w:rPr>
-        <w:t xml:space="preserve">The leaderboard.</w:t>
-      </w:r>
-      <w:r>
-        <w:t xml:space="preserve"> </w:t>
-      </w:r>
-      <w:r>
-        <w:t xml:space="preserve">Only merchant numbers or chosen trading-house names appear. If rank is a stressor, tell me and I will seat you where the projector is not in view on Days 9 and 13. Nobody’s rank is read below the top five.</w:t>
-      </w:r>
-    </w:p>
-    <w:p>
-      <w:pPr>
-        <w:numPr>
-          <w:ilvl w:val="0"/>
-          <w:numId w:val="1004"/>
-        </w:numPr>
-        <w:pStyle w:val="Compact"/>
-      </w:pPr>
-      <w:r>
-        <w:rPr>
-          <w:b/>
-        </w:rPr>
-        <w:t xml:space="preserve">A written alternative</w:t>
-      </w:r>
-      <w:r>
-        <w:t xml:space="preserve"> </w:t>
-      </w:r>
-      <w:r>
-        <w:t xml:space="preserve">for a student absent on the crisis day: the decision grid done on paper from the printed Day 6 and Day 7 prices, with the look back, so criterion 3 can still be scored.</w:t>
-      </w:r>
-    </w:p>
-    <w:p>
-      <w:pPr>
-        <w:pStyle w:val="Heading2"/>
-      </w:pPr>
-      <w:bookmarkStart w:id="31" w:name="how-it-is-scored"/>
-      <w:r>
-        <w:t xml:space="preserve">How it is scored</w:t>
-      </w:r>
-      <w:bookmarkEnd w:id="31"/>
-    </w:p>
-    <w:p>
-      <w:pPr>
-        <w:pStyle w:val="FirstParagraph"/>
-      </w:pPr>
-      <w:r>
-        <w:t xml:space="preserve">Rubric 02 has five criteria, each scored Not Yet (1), Approaching (2), Meets (3), or Exceeds (4), for 20 points: 1. trading participation and journal; 2. analysis and decision making; 3. emotional control during the crisis; 4. the report’s math and reflection; 5. the revised budget. You fill the self-assessment row before I score. Your rank on the leaderboard is not a criterion; a merchant who finished last with a clear report and a written decision in the crisis can score 20.</w:t>
-      </w:r>
-    </w:p>
-    <w:p>
-      <w:pPr>
-        <w:pStyle w:val="BodyText"/>
-      </w:pPr>
-      <w:r>
-        <w:t xml:space="preserve">The project counts in the labs and projects category (40 percent of the marking period). A late report is accepted with a one-level drop on one criterion, never a zero.</w:t>
-      </w:r>
-    </w:p>
-    <w:p>
-      <w:r>
-        <w:br w:type="page"/>
-      </w:r>
-    </w:p>
-    <w:p>
-      <w:pPr>
-        <w:pStyle w:val="Heading1"/>
-      </w:pPr>
-      <w:bookmarkStart w:id="32" w:name="the-paper-ledger-version-no-devices"/>
-      <w:r>
-        <w:t xml:space="preserve">The paper ledger version (no devices)</w:t>
-      </w:r>
-      <w:bookmarkEnd w:id="32"/>
-    </w:p>
-    <w:p>
-      <w:pPr>
-        <w:pStyle w:val="FirstParagraph"/>
-      </w:pPr>
-      <w:r>
-        <w:t xml:space="preserve">If the site is down, the Wi-Fi is down, or the class has no devices, the whole simulation runs on paper with the same ten days, the same lessons, and the same report. The teacher is the market.</w:t>
-      </w:r>
-    </w:p>
-    <w:p>
-      <w:pPr>
-        <w:pStyle w:val="BodyText"/>
-      </w:pPr>
-      <w:r>
-        <w:rPr>
-          <w:b/>
-        </w:rPr>
-        <w:t xml:space="preserve">What you need.</w:t>
-      </w:r>
-      <w:r>
-        <w:t xml:space="preserve"> </w:t>
-      </w:r>
-      <w:r>
-        <w:rPr>
-          <w:rStyle w:val="VerbatimChar"/>
-        </w:rPr>
-        <w:t xml:space="preserve">Handout 02.19 - Paper Ledger.md</w:t>
-      </w:r>
-      <w:r>
-        <w:t xml:space="preserve"> </w:t>
-      </w:r>
-      <w:r>
-        <w:t xml:space="preserve">(one ledger sheet per student, plus the teacher key with the price table and the dispatch script), the board, and a calculator per pair.</w:t>
-      </w:r>
-    </w:p>
-    <w:p>
-      <w:pPr>
-        <w:pStyle w:val="BodyText"/>
-      </w:pPr>
-      <w:r>
-        <w:rPr>
-          <w:b/>
-        </w:rPr>
-        <w:t xml:space="preserve">How a day runs.</w:t>
-      </w:r>
-      <w:r>
-        <w:t xml:space="preserve"> </w:t>
-      </w:r>
-      <w:r>
-        <w:t xml:space="preserve">1. The teacher reads the day’s dispatch aloud from the script (twice, once slow).</w:t>
-      </w:r>
-      <w:r>
-        <w:t xml:space="preserve"> </w:t>
-      </w:r>
-      <w:r>
-        <w:t xml:space="preserve">2. The teacher posts the day’s seven prices on the board from the price table.</w:t>
-      </w:r>
-      <w:r>
-        <w:t xml:space="preserve"> </w:t>
-      </w:r>
-      <w:r>
-        <w:t xml:space="preserve">3. Students update the</w:t>
-      </w:r>
-      <w:r>
-        <w:t xml:space="preserve"> </w:t>
-      </w:r>
-      <w:r>
-        <w:t xml:space="preserve">“</w:t>
-      </w:r>
-      <w:r>
-        <w:t xml:space="preserve">price now</w:t>
-      </w:r>
-      <w:r>
-        <w:t xml:space="preserve">”</w:t>
-      </w:r>
-      <w:r>
-        <w:t xml:space="preserve"> </w:t>
-      </w:r>
-      <w:r>
-        <w:t xml:space="preserve">column and the</w:t>
-      </w:r>
-      <w:r>
-        <w:t xml:space="preserve"> </w:t>
-      </w:r>
-      <w:r>
-        <w:t xml:space="preserve">“</w:t>
-      </w:r>
-      <w:r>
-        <w:t xml:space="preserve">value</w:t>
-      </w:r>
-      <w:r>
-        <w:t xml:space="preserve">”</w:t>
-      </w:r>
-      <w:r>
-        <w:t xml:space="preserve"> </w:t>
-      </w:r>
-      <w:r>
-        <w:t xml:space="preserve">column on their ledger sheet (units held times price now), and total their fortune (cash plus all values).</w:t>
-      </w:r>
-      <w:r>
-        <w:t xml:space="preserve"> </w:t>
-      </w:r>
-      <w:r>
-        <w:t xml:space="preserve">4. Trading window: students write each trade on the ledger (ticker, buy or sell, units, price, cash in or out), then update cash and units. Whole units only. Cash may not go below zero.</w:t>
-      </w:r>
-      <w:r>
-        <w:t xml:space="preserve"> </w:t>
-      </w:r>
-      <w:r>
-        <w:t xml:space="preserve">5. The teacher collects the sheets at the bell every day, or students keep them in the folder if the class can be trusted with its own prices.</w:t>
-      </w:r>
-    </w:p>
-    <w:p>
-      <w:pPr>
-        <w:pStyle w:val="BodyText"/>
-      </w:pPr>
-      <w:r>
-        <w:rPr>
-          <w:b/>
-        </w:rPr>
-        <w:t xml:space="preserve">The crisis on paper.</w:t>
-      </w:r>
-      <w:r>
-        <w:t xml:space="preserve"> </w:t>
-      </w:r>
-      <w:r>
-        <w:t xml:space="preserve">Day 6 prices fall hard for SPRK and CLDB and a little for MDOW; SEAL and HNYP hold; the dispatch says why. Day 7 falls further. Day 8 recovers. The four-corners poll, the decision grid, and Return Math all work from the sheet.</w:t>
-      </w:r>
-    </w:p>
-    <w:p>
-      <w:pPr>
-        <w:pStyle w:val="BodyText"/>
-      </w:pPr>
-      <w:r>
-        <w:rPr>
-          <w:b/>
-        </w:rPr>
-        <w:t xml:space="preserve">The leaderboard on paper.</w:t>
-      </w:r>
-      <w:r>
-        <w:t xml:space="preserve"> </w:t>
-      </w:r>
-      <w:r>
-        <w:t xml:space="preserve">The teacher (or two student clerks, by merchant number only) lists total fortune at the end of Day 8 on the board for the closing bell on Day 9.</w:t>
-      </w:r>
-    </w:p>
-    <w:p>
-      <w:pPr>
-        <w:pStyle w:val="BodyText"/>
-      </w:pPr>
-      <w:r>
-        <w:rPr>
-          <w:b/>
-        </w:rPr>
-        <w:t xml:space="preserve">Round 2 on paper.</w:t>
-      </w:r>
-      <w:r>
-        <w:t xml:space="preserve"> </w:t>
-      </w:r>
-      <w:r>
-        <w:t xml:space="preserve">Days 10 to 12 prices are in the price table. Same routine, ten minutes.</w:t>
-      </w:r>
-    </w:p>
-    <w:p>
-      <w:pPr>
-        <w:pStyle w:val="BodyText"/>
-      </w:pPr>
-      <w:r>
-        <w:rPr>
-          <w:b/>
-        </w:rPr>
-        <w:t xml:space="preserve">What is lost and what is not.</w:t>
-      </w:r>
-      <w:r>
-        <w:t xml:space="preserve"> </w:t>
-      </w:r>
-      <w:r>
-        <w:t xml:space="preserve">Lost: the live ticker, the between-window suspense, and the site’s own ledger export (the paper ledger is the export). Not lost: every decision, every number in the report, and every criterion on the rubric.</w:t>
-      </w:r>
-    </w:p>
-    <w:p>
-      <w:r>
-        <w:br w:type="page"/>
-      </w:r>
-    </w:p>
-    <w:p>
-      <w:pPr>
-        <w:pStyle w:val="Heading1"/>
-      </w:pPr>
-      <w:bookmarkStart w:id="33" w:name="teacher-notes-on-the-project"/>
-      <w:r>
-        <w:t xml:space="preserve">Teacher notes on the project</w:t>
-      </w:r>
-      <w:bookmarkEnd w:id="33"/>
     </w:p>
     <w:p>
       <w:pPr>
@@ -3588,25 +3269,16 @@
         <w:pStyle w:val="Compact"/>
       </w:pPr>
       <w:r>
-        <w:t xml:space="preserve">This is Sal’s Fortune Street simulation compressed from his 15-day plan (plus a Day 16 essay) to ten 40-minute lesson days and three ten-minute Round 2 windows. His Days 1 and 2 became Lesson 2.14; Day 3 became 2.15; Day 4 became 2.16; Days 5 and 6 (venture analysis and the pre-crisis audit) were folded into 2.15 Day 2 and 2.16; Days 7 and 8 became 2.17; Days 9, 10, and 11 became 2.18 (the Sharpe ratio idea in his Day 10 is cut; the grade 8 stretch keeps the</w:t>
-      </w:r>
-      <w:r>
-        <w:t xml:space="preserve"> </w:t>
-      </w:r>
-      <w:r>
-        <w:t xml:space="preserve">“</w:t>
-      </w:r>
-      <w:r>
-        <w:t xml:space="preserve">when you measure from</w:t>
-      </w:r>
-      <w:r>
-        <w:t xml:space="preserve">”</w:t>
-      </w:r>
-      <w:r>
-        <w:t xml:space="preserve"> </w:t>
-      </w:r>
-      <w:r>
-        <w:t xml:space="preserve">point); Day 12 (contrarian thinking) is cut; Days 13, 14, 15, and 16 became 2.19 and Round 2. Every one of his four rubric criteria is still on Rubric 02.</w:t>
+        <w:rPr>
+          <w:b/>
+        </w:rPr>
+        <w:t xml:space="preserve">Boxes, not essays.</w:t>
+      </w:r>
+      <w:r>
+        <w:t xml:space="preserve"> </w:t>
+      </w:r>
+      <w:r>
+        <w:t xml:space="preserve">The journal and the report are boxes with prompts. Three sentences and a number is a complete entry.</w:t>
       </w:r>
     </w:p>
     <w:p>
@@ -3618,7 +3290,16 @@
         <w:pStyle w:val="Compact"/>
       </w:pPr>
       <w:r>
-        <w:t xml:space="preserve">The reveal on Day 9 and the Round 2 windows on Days 11 to 13 are in that order because the scope and sequence places Topic 2.5 after Topic 2.4. Round 2 turns that constraint into a second experiment: does knowing what the ventures are change behavior? The Round 2 leaderboard on Day 13 answers it in front of the class.</w:t>
+        <w:rPr>
+          <w:b/>
+        </w:rPr>
+        <w:t xml:space="preserve">Choice of product</w:t>
+      </w:r>
+      <w:r>
+        <w:t xml:space="preserve"> </w:t>
+      </w:r>
+      <w:r>
+        <w:t xml:space="preserve">for the report (see above) and extended time: part 7 can finish in the first Round 2 window of Lesson 2.20.</w:t>
       </w:r>
     </w:p>
     <w:p>
@@ -3630,58 +3311,16 @@
         <w:pStyle w:val="Compact"/>
       </w:pPr>
       <w:r>
-        <w:t xml:space="preserve">The personal budget in part 7 copies from the summary lines table on page 3 of</w:t>
-      </w:r>
-      <w:r>
-        <w:t xml:space="preserve"> </w:t>
-      </w:r>
-      <w:r>
         <w:rPr>
-          <w:rStyle w:val="VerbatimChar"/>
+          <w:b/>
         </w:rPr>
-        <w:t xml:space="preserve">Handout 02.09 - Budget Builder and Scenario Cards.md</w:t>
-      </w:r>
-      <w:r>
-        <w:t xml:space="preserve"> </w:t>
-      </w:r>
-      <w:r>
-        <w:t xml:space="preserve">(income, needs, savings, wants, total spending, balance), which uses the same six lines as the report template’s revision table. The 2.9 budget is built from a scenario card, so the</w:t>
-      </w:r>
-      <w:r>
-        <w:t xml:space="preserve"> </w:t>
-      </w:r>
-      <w:r>
-        <w:t xml:space="preserve">“</w:t>
-      </w:r>
-      <w:r>
-        <w:t xml:space="preserve">Before</w:t>
-      </w:r>
-      <w:r>
-        <w:t xml:space="preserve">”</w:t>
-      </w:r>
-      <w:r>
-        <w:t xml:space="preserve"> </w:t>
-      </w:r>
-      <w:r>
-        <w:t xml:space="preserve">column is that card’s person and the</w:t>
-      </w:r>
-      <w:r>
-        <w:t xml:space="preserve"> </w:t>
-      </w:r>
-      <w:r>
-        <w:t xml:space="preserve">“</w:t>
-      </w:r>
-      <w:r>
-        <w:t xml:space="preserve">After</w:t>
-      </w:r>
-      <w:r>
-        <w:t xml:space="preserve">”</w:t>
-      </w:r>
-      <w:r>
-        <w:t xml:space="preserve"> </w:t>
-      </w:r>
-      <w:r>
-        <w:t xml:space="preserve">column is the student’s revision of it; the 2.9 handout already puts savings first, so the revision is a raise, a split, or a named place for the savings, not a first savings line.</w:t>
+        <w:t xml:space="preserve">The leaderboard.</w:t>
+      </w:r>
+      <w:r>
+        <w:t xml:space="preserve"> </w:t>
+      </w:r>
+      <w:r>
+        <w:t xml:space="preserve">Only merchant numbers or chosen trading-house names appear. If rank is a stressor, tell me and I will seat you where the projector is not in view on Days 9 and 13. Nobody’s rank is read below the top five.</w:t>
       </w:r>
     </w:p>
     <w:p>
@@ -3693,26 +3332,417 @@
         <w:pStyle w:val="Compact"/>
       </w:pPr>
       <w:r>
-        <w:t xml:space="preserve">Privacy: PIN cards, merchant numbers, no names on the site, no names on the leaderboard, the ledger export filed by number. The master list of who holds which number stays in the desk. A student who wants a trading-house name picks a fictional one.</w:t>
+        <w:rPr>
+          <w:b/>
+        </w:rPr>
+        <w:t xml:space="preserve">A written alternative</w:t>
+      </w:r>
+      <w:r>
+        <w:t xml:space="preserve"> </w:t>
+      </w:r>
+      <w:r>
+        <w:t xml:space="preserve">for a student absent on the crisis day: the decision grid done on paper from the printed Day 6 and Day 7 prices, with the look back, so criterion 3 can still be scored.</w:t>
+      </w:r>
+    </w:p>
+    <w:p>
+      <w:pPr>
+        <w:pStyle w:val="Heading2"/>
+      </w:pPr>
+      <w:bookmarkStart w:id="31" w:name="how-it-is-scored"/>
+      <w:r>
+        <w:t xml:space="preserve">How it is scored</w:t>
+      </w:r>
+      <w:bookmarkEnd w:id="31"/>
+    </w:p>
+    <w:p>
+      <w:pPr>
+        <w:pStyle w:val="FirstParagraph"/>
+      </w:pPr>
+      <w:r>
+        <w:t xml:space="preserve">Rubric 02 has five criteria, each scored Not Yet (1), Approaching (2), Meets (3), or Exceeds (4), for 20 points: 1. trading participation and journal; 2. analysis and decision making; 3. emotional control during the crisis; 4. the report’s math and reflection; 5. the revised budget. You fill the self-assessment row before I score. Your rank on the leaderboard is not a criterion; a merchant who finished last with a clear report and a written decision in the crisis can score 20.</w:t>
+      </w:r>
+    </w:p>
+    <w:p>
+      <w:pPr>
+        <w:pStyle w:val="BodyText"/>
+      </w:pPr>
+      <w:r>
+        <w:t xml:space="preserve">The project counts in the labs and projects category (40 percent of the marking period). A late report is accepted with a one-level drop on one criterion, never a zero.</w:t>
+      </w:r>
+    </w:p>
+    <w:p>
+      <w:r>
+        <w:br w:type="page"/>
+      </w:r>
+    </w:p>
+    <w:p>
+      <w:pPr>
+        <w:pStyle w:val="Heading1"/>
+      </w:pPr>
+      <w:bookmarkStart w:id="32" w:name="the-paper-ledger-version-no-devices"/>
+      <w:r>
+        <w:t xml:space="preserve">The paper ledger version (no devices)</w:t>
+      </w:r>
+      <w:bookmarkEnd w:id="32"/>
+    </w:p>
+    <w:p>
+      <w:pPr>
+        <w:pStyle w:val="FirstParagraph"/>
+      </w:pPr>
+      <w:r>
+        <w:t xml:space="preserve">If the site is down, the Wi-Fi is down, or the class has no devices, the whole simulation runs on paper with the same ten days, the same lessons, and the same report. The teacher is the market.</w:t>
+      </w:r>
+    </w:p>
+    <w:p>
+      <w:pPr>
+        <w:pStyle w:val="BodyText"/>
+      </w:pPr>
+      <w:r>
+        <w:rPr>
+          <w:b/>
+        </w:rPr>
+        <w:t xml:space="preserve">What you need.</w:t>
+      </w:r>
+      <w:r>
+        <w:t xml:space="preserve"> </w:t>
+      </w:r>
+      <w:r>
+        <w:rPr>
+          <w:rStyle w:val="VerbatimChar"/>
+        </w:rPr>
+        <w:t xml:space="preserve">Handout 02.19 - Paper Ledger.md</w:t>
+      </w:r>
+      <w:r>
+        <w:t xml:space="preserve"> </w:t>
+      </w:r>
+      <w:r>
+        <w:t xml:space="preserve">(one ledger sheet per student, plus the teacher key with the price table and the dispatch script), the board, and a calculator per pair.</w:t>
+      </w:r>
+    </w:p>
+    <w:p>
+      <w:pPr>
+        <w:pStyle w:val="BodyText"/>
+      </w:pPr>
+      <w:r>
+        <w:rPr>
+          <w:b/>
+        </w:rPr>
+        <w:t xml:space="preserve">How a day runs.</w:t>
       </w:r>
     </w:p>
     <w:p>
       <w:pPr>
         <w:numPr>
           <w:ilvl w:val="0"/>
-          <w:numId w:val="1005"/>
+          <w:numId w:val="1006"/>
         </w:numPr>
         <w:pStyle w:val="Compact"/>
       </w:pPr>
       <w:r>
-        <w:t xml:space="preserve">Budget for the unit plan: none beyond printing. Twelve plastic eggs and three baskets for Lesson 2.16 if the room does not have them (about $8). Four corner signs, printed.</w:t>
+        <w:t xml:space="preserve">The teacher reads the day’s dispatch aloud from the script (twice, once slow).</w:t>
       </w:r>
     </w:p>
     <w:p>
       <w:pPr>
         <w:numPr>
           <w:ilvl w:val="0"/>
-          <w:numId w:val="1005"/>
+          <w:numId w:val="1006"/>
+        </w:numPr>
+        <w:pStyle w:val="Compact"/>
+      </w:pPr>
+      <w:r>
+        <w:t xml:space="preserve">The teacher posts the day’s seven prices on the board from the price table.</w:t>
+      </w:r>
+    </w:p>
+    <w:p>
+      <w:pPr>
+        <w:numPr>
+          <w:ilvl w:val="0"/>
+          <w:numId w:val="1006"/>
+        </w:numPr>
+        <w:pStyle w:val="Compact"/>
+      </w:pPr>
+      <w:r>
+        <w:t xml:space="preserve">Students update the</w:t>
+      </w:r>
+      <w:r>
+        <w:t xml:space="preserve"> </w:t>
+      </w:r>
+      <w:r>
+        <w:t xml:space="preserve">“</w:t>
+      </w:r>
+      <w:r>
+        <w:t xml:space="preserve">price now</w:t>
+      </w:r>
+      <w:r>
+        <w:t xml:space="preserve">”</w:t>
+      </w:r>
+      <w:r>
+        <w:t xml:space="preserve"> </w:t>
+      </w:r>
+      <w:r>
+        <w:t xml:space="preserve">column and the</w:t>
+      </w:r>
+      <w:r>
+        <w:t xml:space="preserve"> </w:t>
+      </w:r>
+      <w:r>
+        <w:t xml:space="preserve">“</w:t>
+      </w:r>
+      <w:r>
+        <w:t xml:space="preserve">value</w:t>
+      </w:r>
+      <w:r>
+        <w:t xml:space="preserve">”</w:t>
+      </w:r>
+      <w:r>
+        <w:t xml:space="preserve"> </w:t>
+      </w:r>
+      <w:r>
+        <w:t xml:space="preserve">column on their ledger sheet (units held times price now), and total their fortune (cash plus all values).</w:t>
+      </w:r>
+    </w:p>
+    <w:p>
+      <w:pPr>
+        <w:numPr>
+          <w:ilvl w:val="0"/>
+          <w:numId w:val="1006"/>
+        </w:numPr>
+        <w:pStyle w:val="Compact"/>
+      </w:pPr>
+      <w:r>
+        <w:t xml:space="preserve">Trading window: students write each trade on the ledger (ticker, buy or sell, units, price, cash in or out), then update cash and units. Whole units only. Cash may not go below zero.</w:t>
+      </w:r>
+    </w:p>
+    <w:p>
+      <w:pPr>
+        <w:numPr>
+          <w:ilvl w:val="0"/>
+          <w:numId w:val="1006"/>
+        </w:numPr>
+        <w:pStyle w:val="Compact"/>
+      </w:pPr>
+      <w:r>
+        <w:t xml:space="preserve">The teacher collects the sheets at the bell every day, or students keep them in the folder if the class can be trusted with its own prices.</w:t>
+      </w:r>
+    </w:p>
+    <w:p>
+      <w:pPr>
+        <w:pStyle w:val="FirstParagraph"/>
+      </w:pPr>
+      <w:r>
+        <w:rPr>
+          <w:b/>
+        </w:rPr>
+        <w:t xml:space="preserve">The crisis on paper.</w:t>
+      </w:r>
+      <w:r>
+        <w:t xml:space="preserve"> </w:t>
+      </w:r>
+      <w:r>
+        <w:t xml:space="preserve">Day 6 prices fall hard for SPRK and CLDB and a little for MDOW; SEAL and HNYP hold; the dispatch says why. Day 7 falls further. Day 8 recovers. The four-corners poll, the decision grid, and Return Math all work from the sheet.</w:t>
+      </w:r>
+    </w:p>
+    <w:p>
+      <w:pPr>
+        <w:pStyle w:val="BodyText"/>
+      </w:pPr>
+      <w:r>
+        <w:rPr>
+          <w:b/>
+        </w:rPr>
+        <w:t xml:space="preserve">The leaderboard on paper.</w:t>
+      </w:r>
+      <w:r>
+        <w:t xml:space="preserve"> </w:t>
+      </w:r>
+      <w:r>
+        <w:t xml:space="preserve">The teacher (or two student clerks, by merchant number only) lists total fortune at the end of Day 8 on the board for the closing bell on Day 9.</w:t>
+      </w:r>
+    </w:p>
+    <w:p>
+      <w:pPr>
+        <w:pStyle w:val="BodyText"/>
+      </w:pPr>
+      <w:r>
+        <w:rPr>
+          <w:b/>
+        </w:rPr>
+        <w:t xml:space="preserve">Round 2 on paper.</w:t>
+      </w:r>
+      <w:r>
+        <w:t xml:space="preserve"> </w:t>
+      </w:r>
+      <w:r>
+        <w:t xml:space="preserve">Days 10 to 12 prices are in the price table. Same routine, ten minutes.</w:t>
+      </w:r>
+    </w:p>
+    <w:p>
+      <w:pPr>
+        <w:pStyle w:val="BodyText"/>
+      </w:pPr>
+      <w:r>
+        <w:rPr>
+          <w:b/>
+        </w:rPr>
+        <w:t xml:space="preserve">What is lost and what is not.</w:t>
+      </w:r>
+      <w:r>
+        <w:t xml:space="preserve"> </w:t>
+      </w:r>
+      <w:r>
+        <w:t xml:space="preserve">Lost: the live ticker, the between-window suspense, and the site’s own ledger export (the paper ledger is the export). Not lost: every decision, every number in the report, and every criterion on the rubric.</w:t>
+      </w:r>
+    </w:p>
+    <w:p>
+      <w:r>
+        <w:br w:type="page"/>
+      </w:r>
+    </w:p>
+    <w:p>
+      <w:pPr>
+        <w:pStyle w:val="Heading1"/>
+      </w:pPr>
+      <w:bookmarkStart w:id="33" w:name="teacher-notes-on-the-project"/>
+      <w:r>
+        <w:t xml:space="preserve">Teacher notes on the project</w:t>
+      </w:r>
+      <w:bookmarkEnd w:id="33"/>
+    </w:p>
+    <w:p>
+      <w:pPr>
+        <w:numPr>
+          <w:ilvl w:val="0"/>
+          <w:numId w:val="1007"/>
+        </w:numPr>
+        <w:pStyle w:val="Compact"/>
+      </w:pPr>
+      <w:r>
+        <w:t xml:space="preserve">This is Sal’s Fortune Street simulation compressed from his 15-day plan (plus a Day 16 essay) to ten 40-minute lesson days and three ten-minute Round 2 windows. His Days 1 and 2 became Lesson 2.14; Day 3 became 2.15; Day 4 became 2.16; Days 5 and 6 (venture analysis and the pre-crisis audit) were folded into 2.15 Day 2 and 2.16; Days 7 and 8 became 2.17; Days 9, 10, and 11 became 2.18 (the Sharpe ratio idea in his Day 10 is cut; the grade 8 stretch keeps the</w:t>
+      </w:r>
+      <w:r>
+        <w:t xml:space="preserve"> </w:t>
+      </w:r>
+      <w:r>
+        <w:t xml:space="preserve">“</w:t>
+      </w:r>
+      <w:r>
+        <w:t xml:space="preserve">when you measure from</w:t>
+      </w:r>
+      <w:r>
+        <w:t xml:space="preserve">”</w:t>
+      </w:r>
+      <w:r>
+        <w:t xml:space="preserve"> </w:t>
+      </w:r>
+      <w:r>
+        <w:t xml:space="preserve">point); Day 12 (contrarian thinking) is cut; Days 13, 14, 15, and 16 became 2.19 and Round 2. Every one of his four rubric criteria is still on Rubric 02.</w:t>
+      </w:r>
+    </w:p>
+    <w:p>
+      <w:pPr>
+        <w:numPr>
+          <w:ilvl w:val="0"/>
+          <w:numId w:val="1007"/>
+        </w:numPr>
+        <w:pStyle w:val="Compact"/>
+      </w:pPr>
+      <w:r>
+        <w:t xml:space="preserve">The reveal on Day 9 and the Round 2 windows on Days 11 to 13 are in that order because the scope and sequence places Topic 2.5 after Topic 2.4. Round 2 turns that constraint into a second experiment: does knowing what the ventures are change behavior? The Round 2 leaderboard on Day 13 answers it in front of the class.</w:t>
+      </w:r>
+    </w:p>
+    <w:p>
+      <w:pPr>
+        <w:numPr>
+          <w:ilvl w:val="0"/>
+          <w:numId w:val="1007"/>
+        </w:numPr>
+        <w:pStyle w:val="Compact"/>
+      </w:pPr>
+      <w:r>
+        <w:t xml:space="preserve">The personal budget in part 7 copies from the summary lines table on page 3 of</w:t>
+      </w:r>
+      <w:r>
+        <w:t xml:space="preserve"> </w:t>
+      </w:r>
+      <w:r>
+        <w:rPr>
+          <w:rStyle w:val="VerbatimChar"/>
+        </w:rPr>
+        <w:t xml:space="preserve">Handout 02.09 - Budget Builder and Scenario Cards.md</w:t>
+      </w:r>
+      <w:r>
+        <w:t xml:space="preserve"> </w:t>
+      </w:r>
+      <w:r>
+        <w:t xml:space="preserve">(income, needs, savings, wants, total spending, balance), which uses the same six lines as the report template’s revision table. The 2.9 budget is built from a scenario card, so the</w:t>
+      </w:r>
+      <w:r>
+        <w:t xml:space="preserve"> </w:t>
+      </w:r>
+      <w:r>
+        <w:t xml:space="preserve">“</w:t>
+      </w:r>
+      <w:r>
+        <w:t xml:space="preserve">Before</w:t>
+      </w:r>
+      <w:r>
+        <w:t xml:space="preserve">”</w:t>
+      </w:r>
+      <w:r>
+        <w:t xml:space="preserve"> </w:t>
+      </w:r>
+      <w:r>
+        <w:t xml:space="preserve">column is that card’s person and the</w:t>
+      </w:r>
+      <w:r>
+        <w:t xml:space="preserve"> </w:t>
+      </w:r>
+      <w:r>
+        <w:t xml:space="preserve">“</w:t>
+      </w:r>
+      <w:r>
+        <w:t xml:space="preserve">After</w:t>
+      </w:r>
+      <w:r>
+        <w:t xml:space="preserve">”</w:t>
+      </w:r>
+      <w:r>
+        <w:t xml:space="preserve"> </w:t>
+      </w:r>
+      <w:r>
+        <w:t xml:space="preserve">column is the student’s revision of it; the 2.9 handout already puts savings first, so the revision is a raise, a split, or a named place for the savings, not a first savings line.</w:t>
+      </w:r>
+    </w:p>
+    <w:p>
+      <w:pPr>
+        <w:numPr>
+          <w:ilvl w:val="0"/>
+          <w:numId w:val="1007"/>
+        </w:numPr>
+        <w:pStyle w:val="Compact"/>
+      </w:pPr>
+      <w:r>
+        <w:t xml:space="preserve">Privacy: PIN cards, merchant numbers, no names on the site, no names on the leaderboard, the ledger export filed by number. The master list of who holds which number stays in the desk. A student who wants a trading-house name picks a fictional one.</w:t>
+      </w:r>
+    </w:p>
+    <w:p>
+      <w:pPr>
+        <w:numPr>
+          <w:ilvl w:val="0"/>
+          <w:numId w:val="1007"/>
+        </w:numPr>
+        <w:pStyle w:val="Compact"/>
+      </w:pPr>
+      <w:r>
+        <w:t xml:space="preserve">Budget for the unit plan: none beyond printing. Twelve plastic eggs and three baskets for Lesson 2.16 if the room does not have them (about $8). Four corner signs, printed.</w:t>
+      </w:r>
+    </w:p>
+    <w:p>
+      <w:pPr>
+        <w:numPr>
+          <w:ilvl w:val="0"/>
+          <w:numId w:val="1007"/>
         </w:numPr>
         <w:pStyle w:val="Compact"/>
       </w:pPr>
@@ -4038,6 +4068,118 @@
       </w:pPr>
     </w:lvl>
   </w:abstractNum>
+  <w:abstractNum w:abstractNumId="99411">
+    <w:nsid w:val="71315dca"/>
+    <w:multiLevelType w:val="multilevel"/>
+    <w:lvl w:ilvl="0">
+      <w:start w:val="1"/>
+      <w:numFmt w:val="decimal"/>
+      <w:lvlText w:val="%1."/>
+      <w:lvlJc w:val="left"/>
+      <w:pPr>
+        <w:tabs>
+          <w:tab w:val="num" w:pos="0"/>
+        </w:tabs>
+        <w:ind w:left="480" w:hanging="480"/>
+      </w:pPr>
+    </w:lvl>
+    <w:lvl w:ilvl="1">
+      <w:start w:val="1"/>
+      <w:numFmt w:val="decimal"/>
+      <w:lvlText w:val="%2."/>
+      <w:lvlJc w:val="left"/>
+      <w:pPr>
+        <w:tabs>
+          <w:tab w:val="num" w:pos="720"/>
+        </w:tabs>
+        <w:ind w:left="1200" w:hanging="480"/>
+      </w:pPr>
+    </w:lvl>
+    <w:lvl w:ilvl="2">
+      <w:start w:val="1"/>
+      <w:numFmt w:val="decimal"/>
+      <w:lvlText w:val="%3."/>
+      <w:lvlJc w:val="left"/>
+      <w:pPr>
+        <w:tabs>
+          <w:tab w:val="num" w:pos="1440"/>
+        </w:tabs>
+        <w:ind w:left="1920" w:hanging="480"/>
+      </w:pPr>
+    </w:lvl>
+    <w:lvl w:ilvl="3">
+      <w:start w:val="1"/>
+      <w:numFmt w:val="decimal"/>
+      <w:lvlText w:val="%4."/>
+      <w:lvlJc w:val="left"/>
+      <w:pPr>
+        <w:tabs>
+          <w:tab w:val="num" w:pos="2160"/>
+        </w:tabs>
+        <w:ind w:left="2640" w:hanging="480"/>
+      </w:pPr>
+    </w:lvl>
+    <w:lvl w:ilvl="4">
+      <w:start w:val="1"/>
+      <w:numFmt w:val="decimal"/>
+      <w:lvlText w:val="%5."/>
+      <w:lvlJc w:val="left"/>
+      <w:pPr>
+        <w:tabs>
+          <w:tab w:val="num" w:pos="2880"/>
+        </w:tabs>
+        <w:ind w:left="3360" w:hanging="480"/>
+      </w:pPr>
+    </w:lvl>
+    <w:lvl w:ilvl="5">
+      <w:start w:val="1"/>
+      <w:numFmt w:val="decimal"/>
+      <w:lvlText w:val="%6."/>
+      <w:lvlJc w:val="left"/>
+      <w:pPr>
+        <w:tabs>
+          <w:tab w:val="num" w:pos="3600"/>
+        </w:tabs>
+        <w:ind w:left="4080" w:hanging="480"/>
+      </w:pPr>
+    </w:lvl>
+    <w:lvl w:ilvl="6">
+      <w:start w:val="1"/>
+      <w:numFmt w:val="decimal"/>
+      <w:lvlText w:val="%7."/>
+      <w:lvlJc w:val="left"/>
+      <w:pPr>
+        <w:tabs>
+          <w:tab w:val="num" w:pos="4320"/>
+        </w:tabs>
+        <w:ind w:left="4800" w:hanging="480"/>
+      </w:pPr>
+    </w:lvl>
+    <w:lvl w:ilvl="7">
+      <w:start w:val="1"/>
+      <w:numFmt w:val="decimal"/>
+      <w:lvlText w:val="%8."/>
+      <w:lvlJc w:val="left"/>
+      <w:pPr>
+        <w:tabs>
+          <w:tab w:val="num" w:pos="5040"/>
+        </w:tabs>
+        <w:ind w:left="5520" w:hanging="480"/>
+      </w:pPr>
+    </w:lvl>
+    <w:lvl w:ilvl="8">
+      <w:start w:val="1"/>
+      <w:numFmt w:val="decimal"/>
+      <w:lvlText w:val="%9."/>
+      <w:lvlJc w:val="left"/>
+      <w:pPr>
+        <w:tabs>
+          <w:tab w:val="num" w:pos="5760"/>
+        </w:tabs>
+        <w:ind w:left="6240" w:hanging="480"/>
+      </w:pPr>
+    </w:lvl>
+  </w:abstractNum>
   <w:num w:numId="1000">
     <w:abstractNumId w:val="990"/>
   </w:num>
@@ -4054,6 +4196,39 @@
     <w:abstractNumId w:val="991"/>
   </w:num>
   <w:num w:numId="1005">
+    <w:abstractNumId w:val="991"/>
+  </w:num>
+  <w:num w:numId="1006">
+    <w:abstractNumId w:val="99411"/>
+    <w:lvlOverride w:ilvl="0">
+      <w:startOverride w:val="1"/>
+    </w:lvlOverride>
+    <w:lvlOverride w:ilvl="1">
+      <w:startOverride w:val="1"/>
+    </w:lvlOverride>
+    <w:lvlOverride w:ilvl="2">
+      <w:startOverride w:val="1"/>
+    </w:lvlOverride>
+    <w:lvlOverride w:ilvl="3">
+      <w:startOverride w:val="1"/>
+    </w:lvlOverride>
+    <w:lvlOverride w:ilvl="4">
+      <w:startOverride w:val="1"/>
+    </w:lvlOverride>
+    <w:lvlOverride w:ilvl="5">
+      <w:startOverride w:val="1"/>
+    </w:lvlOverride>
+    <w:lvlOverride w:ilvl="6">
+      <w:startOverride w:val="1"/>
+    </w:lvlOverride>
+    <w:lvlOverride w:ilvl="7">
+      <w:startOverride w:val="1"/>
+    </w:lvlOverride>
+    <w:lvlOverride w:ilvl="8">
+      <w:startOverride w:val="1"/>
+    </w:lvlOverride>
+  </w:num>
+  <w:num w:numId="1007">
     <w:abstractNumId w:val="991"/>
   </w:num>
 </w:numbering>

--- a/downloads/teacher/04 Units/Unit 02 - Individual Growth and Life Readiness - Me, My Goals, My Money/Project 02 - ClassroomStreet Investor Report and Personal Budget.docx
+++ b/downloads/teacher/04 Units/Unit 02 - Individual Growth and Life Readiness - Me, My Goals, My Money/Project 02 - ClassroomStreet Investor Report and Personal Budget.docx
@@ -281,7 +281,7 @@
         <w:pStyle w:val="BodyText"/>
       </w:pPr>
       <w:r>
-        <w:t xml:space="preserve">ClassroomStreet.com is Sal’s own stock market simulation, built first as</w:t>
+        <w:t xml:space="preserve">ClassroomStreet.com is my own stock market simulation, built first as</w:t>
       </w:r>
       <w:r>
         <w:t xml:space="preserve"> </w:t>
@@ -299,7 +299,7 @@
         <w:t xml:space="preserve"> </w:t>
       </w:r>
       <w:r>
-        <w:t xml:space="preserve">and now hosted publicly. Students log in with a class period, a merchant number, and a four-digit PIN that the teacher hands out on a card; no names, emails, or personal data are entered anywhere. Every merchant starts with AQ25,000 in the fictional currency (AQ; Sal’s older files say Florins in some places and AQ10,000 in one, and this unit uses AQ25,000 everywhere). Students buy and sell</w:t>
+        <w:t xml:space="preserve">and now hosted publicly. Students log in with a class period, a merchant number, and a four-digit PIN that the teacher hands out on a card; no names, emails, or personal data are entered anywhere. Every merchant starts with AQ25,000 in the fictional currency (AQ; my older files say Florins in some places and AQ10,000 in one, and this unit uses AQ25,000 everywhere). Students buy and sell</w:t>
       </w:r>
       <w:r>
         <w:t xml:space="preserve"> </w:t>
@@ -317,49 +317,25 @@
         <w:t xml:space="preserve"> </w:t>
       </w:r>
       <w:r>
-        <w:t xml:space="preserve">that map to real instruments: Sparkstone Mines (SPRK, a big tech stock), Cloudberry Expeditions (CLDB, a startup or IPO stock), The Iron Vault (IRON, corporate bonds), Crown Seal Notes (SEAL, U.S. Treasury bonds), Willowbrook Grove (WLLW, an IRA-style retirement fund), The Honeypot Coffer (HNYP, a high-yield savings account), and Meadowgold Acres (MDOW, a REIT).</w:t>
+        <w:t xml:space="preserve">that map to real instruments: Sparkstone Mines (SPRK, a big tech stock), Cloudberry Expeditions (CLDB, a startup or IPO stock), The Iron Vault (IRON, corporate bonds), Crown Seal Notes (SEAL, U.S. Treasury bonds), Willowbrook Grove (WLLW, an IRA-style retirement fund), The Honeypot Coffer (HNYP, a high-yield savings account), and Meadowgold Acres (MDOW, a REIT). News</w:t>
       </w:r>
       <w:r>
         <w:t xml:space="preserve"> </w:t>
       </w:r>
       <w:r>
-        <w:rPr>
-          <w:rStyle w:val="TeacherNote"/>
-        </w:rPr>
-        <w:t xml:space="preserve">[Sal: confirm the current asset list; the August 2026 portfolio says the live site has ten ventures, and the Desktop files have these seven.]</w:t>
+        <w:t xml:space="preserve">“</w:t>
+      </w:r>
+      <w:r>
+        <w:t xml:space="preserve">dispatches</w:t>
+      </w:r>
+      <w:r>
+        <w:t xml:space="preserve">”</w:t>
       </w:r>
       <w:r>
         <w:t xml:space="preserve"> </w:t>
       </w:r>
       <w:r>
-        <w:t xml:space="preserve">News</w:t>
-      </w:r>
-      <w:r>
-        <w:t xml:space="preserve"> </w:t>
-      </w:r>
-      <w:r>
-        <w:t xml:space="preserve">“</w:t>
-      </w:r>
-      <w:r>
-        <w:t xml:space="preserve">dispatches</w:t>
-      </w:r>
-      <w:r>
-        <w:t xml:space="preserve">”</w:t>
-      </w:r>
-      <w:r>
-        <w:t xml:space="preserve"> </w:t>
-      </w:r>
-      <w:r>
-        <w:t xml:space="preserve">tied to each trading window move the prices; there are several trading windows a game day and the teacher advances them by hand from the Command Bridge. A mid-unit crisis crashes the risky ventures (SPRK and CLDB fall 15 to 25 percent a window) while the safe ones hold (SEAL, HNYP), and the market recovers afterward. A leaderboard ranks merchants by total fortune with rank titles from Grand Merchant down to Apprentice. The final day is a reveal that maps every venture to its real instrument. Sal’s original 15-day plan ended with a reflection essay scored on a 16-point rubric (participation, analysis and decision making, emotional control, reflection quality); this project keeps those four criteria, adds the revised personal budget as a fifth, and compresses the fifteen days to ten lesson days plus three ten-minute Round 2 windows. Only the trading floor is visible on the public site; the personal budget is done on paper in Lessons 2.9 and 2.19.</w:t>
-      </w:r>
-      <w:r>
-        <w:t xml:space="preserve"> </w:t>
-      </w:r>
-      <w:r>
-        <w:rPr>
-          <w:rStyle w:val="TeacherNote"/>
-        </w:rPr>
-        <w:t xml:space="preserve">[Sal: if a budgeting mode exists on the live site, say so and the 2.9 budget and its revision can run inside it.]</w:t>
+        <w:t xml:space="preserve">tied to each trading window move the prices; there are several trading windows a game day and the teacher advances them by hand from the Command Bridge. A mid-unit crisis crashes the risky ventures (SPRK and CLDB fall 15 to 25 percent a window) while the safe ones hold (SEAL, HNYP), and the market recovers afterward. A leaderboard ranks merchants by total fortune with rank titles from Grand Merchant down to Apprentice. The final day is a reveal that maps every venture to its real instrument. My original 15-day plan ended with a reflection essay scored on a 16-point rubric (participation, analysis and decision making, emotional control, reflection quality); this project keeps those four criteria, adds the revised personal budget as a fifth, and compresses the fifteen days to ten lesson days plus three ten-minute Round 2 windows. Only the trading floor is visible on the public site; the personal budget is done on paper in Lessons 2.9 and 2.19.</w:t>
       </w:r>
     </w:p>
     <w:p>
@@ -367,7 +343,7 @@
         <w:pStyle w:val="BodyText"/>
       </w:pPr>
       <w:r>
-        <w:t xml:space="preserve">Window map used in the lessons (from the 60-window Fortune Street schedule with the crisis at windows 25 to 32; [Sal: confirm against the live site’s dispatch schedule]):</w:t>
+        <w:t xml:space="preserve">Window map used in the lessons (from the 60-window Fortune Street schedule with the crisis at windows 25 to 32):</w:t>
       </w:r>
     </w:p>
     <w:tbl>
@@ -1221,15 +1197,6 @@
       <w:r>
         <w:t xml:space="preserve">Before each period, use Jump to Window in the Command Bridge to set the day’s opening window so every period sees the same story; advance through the day’s windows during the trading window. Turn off auto-advance for the class run.</w:t>
       </w:r>
-      <w:r>
-        <w:t xml:space="preserve"> </w:t>
-      </w:r>
-      <w:r>
-        <w:rPr>
-          <w:rStyle w:val="TeacherNote"/>
-        </w:rPr>
-        <w:t xml:space="preserve">[Sal: the Desktop version shares market state across periods and can auto-advance on system time; confirm the live site’s settings.]</w:t>
-      </w:r>
     </w:p>
     <w:p>
       <w:r>
@@ -2458,7 +2425,7 @@
         <w:t xml:space="preserve"> </w:t>
       </w:r>
       <w:r>
-        <w:t xml:space="preserve">(the Turkish, Portuguese, and Spanish lines are marked [check with a native speaker]):</w:t>
+        <w:t xml:space="preserve">(the Turkish, Portuguese, and Spanish lines are to be verified by a native speaker):</w:t>
       </w:r>
     </w:p>
     <w:tbl>
@@ -3574,7 +3541,7 @@
         <w:t xml:space="preserve"> </w:t>
       </w:r>
       <w:r>
-        <w:t xml:space="preserve">Days 10 to 12 prices are in the price table. Same routine, ten minutes.</w:t>
+        <w:t xml:space="preserve">The three Round 2 days’ prices are in the price table. Same routine, ten minutes.</w:t>
       </w:r>
     </w:p>
     <w:p>
@@ -3618,7 +3585,7 @@
         <w:pStyle w:val="Compact"/>
       </w:pPr>
       <w:r>
-        <w:t xml:space="preserve">This is Sal’s Fortune Street simulation compressed from his 15-day plan (plus a Day 16 essay) to ten 40-minute lesson days and three ten-minute Round 2 windows. His Days 1 and 2 became Lesson 2.14; Day 3 became 2.15; Day 4 became 2.16; Days 5 and 6 (venture analysis and the pre-crisis audit) were folded into 2.15 Day 2 and 2.16; Days 7 and 8 became 2.17; Days 9, 10, and 11 became 2.18 (the Sharpe ratio idea in his Day 10 is cut; the grade 8 stretch keeps the</w:t>
+        <w:t xml:space="preserve">This is my Fortune Street simulation compressed from my 15-day plan (plus a Day 16 essay) to ten 40-minute lesson days and three ten-minute Round 2 windows. My Days 1 and 2 became Lesson 2.14; Day 3 became 2.15; Day 4 became 2.16; Days 5 and 6 (venture analysis and the pre-crisis audit) were folded into 2.15 Day 2 and 2.16; Days 7 and 8 became 2.17; Days 9, 10, and 11 became 2.18 (the Sharpe ratio idea in my Day 10 is cut; the grade 8 stretch keeps the</w:t>
       </w:r>
       <w:r>
         <w:t xml:space="preserve"> </w:t>
@@ -3636,7 +3603,7 @@
         <w:t xml:space="preserve"> </w:t>
       </w:r>
       <w:r>
-        <w:t xml:space="preserve">point); Day 12 (contrarian thinking) is cut; Days 13, 14, 15, and 16 became 2.19 and Round 2. Every one of his four rubric criteria is still on Rubric 02.</w:t>
+        <w:t xml:space="preserve">point); Day 12 (contrarian thinking) is cut; Days 13, 14, 15, and 16 became 2.19 and Round 2. Every one of my four rubric criteria is still on Rubric 02.</w:t>
       </w:r>
     </w:p>
     <w:p>
@@ -3736,51 +3703,6 @@
       </w:pPr>
       <w:r>
         <w:t xml:space="preserve">Budget for the unit plan: none beyond printing. Twelve plastic eggs and three baskets for Lesson 2.16 if the room does not have them (about $8). Four corner signs, printed.</w:t>
-      </w:r>
-    </w:p>
-    <w:p>
-      <w:pPr>
-        <w:numPr>
-          <w:ilvl w:val="0"/>
-          <w:numId w:val="1007"/>
-        </w:numPr>
-        <w:pStyle w:val="Compact"/>
-      </w:pPr>
-      <w:r>
-        <w:t xml:space="preserve">Sal’s Desktop files disagree on the starting purse (25,000 vs 10,000), the currency (Florins vs AQ), the crisis name (The Great Dustfall vs The Clash of the Deep), and the login (first name vs PIN). This unit uses AQ25,000, AQ,</w:t>
-      </w:r>
-      <w:r>
-        <w:t xml:space="preserve"> </w:t>
-      </w:r>
-      <w:r>
-        <w:t xml:space="preserve">“</w:t>
-      </w:r>
-      <w:r>
-        <w:t xml:space="preserve">the crisis,</w:t>
-      </w:r>
-      <w:r>
-        <w:t xml:space="preserve">”</w:t>
-      </w:r>
-      <w:r>
-        <w:t xml:space="preserve"> </w:t>
-      </w:r>
-      <w:r>
-        <w:t xml:space="preserve">and period plus merchant number plus PIN, and marks each with</w:t>
-      </w:r>
-      <w:r>
-        <w:t xml:space="preserve"> </w:t>
-      </w:r>
-      <w:r>
-        <w:rPr>
-          <w:rStyle w:val="TeacherNote"/>
-        </w:rPr>
-        <w:t xml:space="preserve">[Sal: confirm]</w:t>
-      </w:r>
-      <w:r>
-        <w:t xml:space="preserve"> </w:t>
-      </w:r>
-      <w:r>
-        <w:t xml:space="preserve">where it appears on a slide.</w:t>
       </w:r>
     </w:p>
     <w:sectPr>
